--- a/일본판/3부/3부_4화_공천.docx
+++ b/일본판/3부/3부_4화_공천.docx
@@ -92,7 +92,7 @@
           <w:color w:val="555555"/>
           <w:sz w:val="22"/>
         </w:rPr>
-        <w:t>(2021年9月1日(水)、午前8時30分。桐生法律事務所。窓の外は、残暑の朝の白い光。入口のガラス戸の金文字は「桐生法律事務所」のまま。応接室の鉄瓶が、静かに湯気を立てている。桐生の机の上に、毎朝の空の湯呑み。その隣に、遼の紺色の湯呑み。)</w:t>
+        <w:t>(2021年9月1日(水)、午前8時30分。桐生法律事務所。窓の外は残暑の朝の白い光。入口のガラス戸の金文字は「桐生法律事務所」のまま。応接室の鉄瓶が静かに湯気を立てている。桐生の机の上に、毎朝の空の湯呑み。その隣に遼の紺色の湯呑み。)</w:t>
       </w:r>
     </w:p>
     <w:p>
@@ -138,7 +138,7 @@
           <w:i w:val="0"/>
           <w:sz w:val="22"/>
         </w:rPr>
-        <w:t>いえ。駅の売店で、見出しだけ。</w:t>
+        <w:t>いえ。駅の売店で見出しだけ。</w:t>
       </w:r>
     </w:p>
     <w:p>
@@ -161,7 +161,7 @@
           <w:i w:val="0"/>
           <w:sz w:val="22"/>
         </w:rPr>
-        <w:t>『奥浜新報』の二面です。「真壁功氏、次期衆院選に不出馬の意向 後継に長男の名」。(新聞を机に置く)「長男」って、まだ誰も、真壁さんに確認してないのに。</w:t>
+        <w:t>『奥浜新報』の二面です。「真壁功氏、次期衆院選に不出馬の意向 後継に長男の名」。(新聞を机に置く)「長男」って、まだ誰も真壁さんに確認してないのに。</w:t>
       </w:r>
     </w:p>
     <w:p>
@@ -184,7 +184,7 @@
           <w:i w:val="0"/>
           <w:sz w:val="22"/>
         </w:rPr>
-        <w:t>含まれていません。僕は、まだ誰にも、「出る」と言っていません。</w:t>
+        <w:t>含まれていません。僕はまだ誰にも「出る」と言っていません。</w:t>
       </w:r>
     </w:p>
     <w:p>
@@ -208,7 +208,7 @@
           <w:color w:val="555555"/>
           <w:sz w:val="22"/>
         </w:rPr>
-        <w:t>(湯呑みを持ったまま、窓を見る)</w:t>
+        <w:t>(湯呑みを持ったまま窓を見る)</w:t>
       </w:r>
       <w:r>
         <w:rPr>
@@ -217,7 +217,7 @@
           <w:i w:val="0"/>
           <w:sz w:val="22"/>
         </w:rPr>
-        <w:t>八月の、病院の廊下で、父の主治医に言われました。「来年の春は、分かりません」と。それで、決めたのは、「出ない」ではなく、「話を聞く」までです。</w:t>
+        <w:t>八月に病院の廊下で、父の主治医に言われました。「来年の春は分かりません」と。それで決めたのは「出ない」ではなく、「話を聞く」までです。</w:t>
       </w:r>
     </w:p>
     <w:p>
@@ -232,7 +232,7 @@
           <w:color w:val="555555"/>
           <w:sz w:val="22"/>
         </w:rPr>
-        <w:t>(三浦が、湯呑みを持つ手を止める。茜が、ペンを置く。)</w:t>
+        <w:t>(三浦が湯呑みを持つ手を止める。茜がペンを置く。)</w:t>
       </w:r>
     </w:p>
     <w:p>
@@ -255,7 +255,7 @@
           <w:i w:val="0"/>
           <w:sz w:val="22"/>
         </w:rPr>
-        <w:t>幹事長、って。</w:t>
+        <w:t>幹事長って。</w:t>
       </w:r>
     </w:p>
     <w:p>
@@ -278,7 +278,7 @@
           <w:i w:val="0"/>
           <w:sz w:val="22"/>
         </w:rPr>
-        <w:t>工藤正臣さん。党のお金と、公認の、両方の鍵を持っている人です。</w:t>
+        <w:t>工藤正臣さん。党のお金と公認の、両方の鍵を持っている人です。</w:t>
       </w:r>
     </w:p>
     <w:p>
@@ -301,7 +301,7 @@
           <w:i w:val="0"/>
           <w:sz w:val="22"/>
         </w:rPr>
-        <w:t>公認、って、候補者の「お墨付き」のことですよね。</w:t>
+        <w:t>公認って、候補者の「お墨付き」のことですよね。</w:t>
       </w:r>
     </w:p>
     <w:p>
@@ -324,7 +324,7 @@
           <w:i w:val="0"/>
           <w:sz w:val="22"/>
         </w:rPr>
-        <w:t>党が、この人を我が党の候補者として推す、という決定です。小選挙区では、公認があるのとないのとで、投票用紙の表の見え方が違います。党の看板、後援会の地盤、選挙に回すお金の鞄。「地盤、看板、鞄」の三つが揃って、候補者は戦えると、昔から言います。</w:t>
+        <w:t>党が、この人を我が党の候補者として推す、という決定です。小選挙区では、公認があるのとないのとで、投票用紙の表の見え方が違います。党の看板、後援会の地盤、選挙に回すお金の鞄。「地盤、看板、鞄」の三つが揃って、候補者は戦えると昔から言います。</w:t>
       </w:r>
     </w:p>
     <w:p>
@@ -339,7 +339,7 @@
           <w:color w:val="555555"/>
           <w:sz w:val="22"/>
         </w:rPr>
-        <w:t>(階段を上がってくる足音。ドアが開き、うっすら白い髪の男が、紙袋を提げて立っている。宇佐美。)</w:t>
+        <w:t>(階段を上がってくる足音。ドアが開き、うっすら白い髪の男が紙袋を提げて立っている。宇佐美。)</w:t>
       </w:r>
     </w:p>
     <w:p>
@@ -362,7 +362,7 @@
           <w:i w:val="0"/>
           <w:sz w:val="22"/>
         </w:rPr>
-        <w:t>おはよう。朝から、重い話をしとるな。廊下まで聞こえた。</w:t>
+        <w:t>おはよう。朝から重い話をしとるな。廊下まで聞こえた。</w:t>
       </w:r>
     </w:p>
     <w:p>
@@ -395,7 +395,7 @@
           <w:i w:val="0"/>
           <w:sz w:val="22"/>
         </w:rPr>
-        <w:t>漬け物だ。家内が漬けた。……真壁くん。何か聞かれたら、先に言っとくぞ。私は、政治の話は、苦手だ。ただ、記憶なら、いくらでも貸せる。</w:t>
+        <w:t>漬け物だ。家内が漬けた。……真壁くん。何か聞かれたら先に言っとくぞ。私は政治の話は苦手だ。ただ、記憶ならいくらでも貸せる。</w:t>
       </w:r>
     </w:p>
     <w:p>
@@ -448,7 +448,7 @@
           <w:color w:val="555555"/>
           <w:sz w:val="22"/>
         </w:rPr>
-        <w:t>(2021年9月6日(月)、午後3時。東京・永田町。国民協和党本部、九階の幹事長室。窓の外に、国会議事堂の屋根が、夏の終わりの光で白っぽく見える。壁に、歴代総裁の写真が並ぶ。応接セットの上座に、銀髪を丁寧に撫でつけた工藤正臣、六十四歳。向かいに、遼。少し後ろに、紺のスーツの榊。茶を運んできた職員が、遼の前にだけ、ほうじ茶ではない緑茶を置いて去る。)</w:t>
+        <w:t>(2021年9月6日(月)、午後3時。東京・永田町。国民協和党本部、九階の幹事長室。窓の外に、国会議事堂の屋根が夏の終わりの光で白っぽく見える。壁に歴代総裁の写真が並ぶ。応接セットの上座に、銀髪を丁寧に撫でつけた工藤正臣、六十四歳。向かいに遼。少し後ろに、紺のスーツの榊。茶を運んできた職員が、遼の前にだけほうじ茶ではない緑茶を置いて去る。)</w:t>
       </w:r>
     </w:p>
     <w:p>
@@ -471,7 +471,7 @@
           <w:i w:val="0"/>
           <w:sz w:val="22"/>
         </w:rPr>
-        <w:t>真壁先生。お忙しいところ、お運びいただいて恐縮です。まず、功先生のご容体を、お見舞い申し上げます。</w:t>
+        <w:t>真壁先生。お忙しいところ、お運びいただいて恐縮です。まず、功先生のご容体をお見舞い申し上げます。</w:t>
       </w:r>
     </w:p>
     <w:p>
@@ -494,7 +494,7 @@
           <w:i w:val="0"/>
           <w:sz w:val="22"/>
         </w:rPr>
-        <w:t>ありがとうございます。父は、「見舞いは不要だ」と申しておりますので、お言葉だけ、伝えます。</w:t>
+        <w:t>ありがとうございます。父は「見舞いは不要だ」と申しておりますので、お言葉だけ伝えます。</w:t>
       </w:r>
     </w:p>
     <w:p>
@@ -517,7 +517,7 @@
           <w:i w:val="0"/>
           <w:sz w:val="22"/>
         </w:rPr>
-        <w:t>先生らしい。(笑う)あの方は、衆院で八回、勝ち続けた人ですが、「負けたことがない」のではなく、「負けそうな選挙の前に、必ず、動いた」人でした。私は、その動き方を、横で、三十年見てきました。</w:t>
+        <w:t>先生らしい。(笑う)あの方は衆院で八回勝ち続けた人ですが、「負けたことがない」のではなく、「負けそうな選挙の前に必ず動いた」人でした。私はその動き方を、横で三十年見てきました。</w:t>
       </w:r>
     </w:p>
     <w:p>
@@ -563,7 +563,7 @@
           <w:i w:val="0"/>
           <w:sz w:val="22"/>
         </w:rPr>
-        <w:t>本題に入りましょう。党として、真壁功さんの後継に、真壁遼さんを公認したい。党の選対は、すでに、その方向で固まっています。小選挙区、奥浜一区。(間)ただし、いくつか、お願いごとがございます。</w:t>
+        <w:t>本題に入りましょう。党として、真壁功さんの後継に真壁遼さんを公認したい。党の選対はすでにその方向で固まっています。小選挙区、奥浜一区。(間)ただし、いくつかお願いごとがございます。</w:t>
       </w:r>
     </w:p>
     <w:p>
@@ -609,7 +609,7 @@
           <w:i w:val="0"/>
           <w:sz w:val="22"/>
         </w:rPr>
-        <w:t>三つ、申し上げます。一つ目。先生は、いま、原発事故の被害者の方々の代理人として、電力会社と国を相手に、損害賠償の訴訟を担当されている。この訴訟のうち、国に対する部分から、手を引いていただきたい。</w:t>
+        <w:t>三つ申し上げます。一つ目。先生はいま、原発事故の被害者の方々の代理人として、電力会社と国を相手に損害賠償の訴訟を担当されている。この訴訟のうち、国に対する部分から手を引いていただきたい。</w:t>
       </w:r>
     </w:p>
     <w:p>
@@ -624,7 +624,7 @@
           <w:color w:val="555555"/>
           <w:sz w:val="22"/>
         </w:rPr>
-        <w:t>(榊の視線が、ほんのわずか、床に落ちる。)</w:t>
+        <w:t>(榊の視線が、ほんのわずか床に落ちる。)</w:t>
       </w:r>
     </w:p>
     <w:p>
@@ -670,7 +670,7 @@
           <w:i w:val="0"/>
           <w:sz w:val="22"/>
         </w:rPr>
-        <w:t>控訴の取り下げ。それから、代理人の辞任。「国を被告とする請求」からは、先生は、ご自身の名前を、消していただく。</w:t>
+        <w:t>控訴の取り下げ。それから代理人の辞任。「国を被告とする請求」からは、先生はご自身の名前を消していただく。</w:t>
       </w:r>
     </w:p>
     <w:p>
@@ -693,7 +693,7 @@
           <w:i w:val="0"/>
           <w:sz w:val="22"/>
         </w:rPr>
-        <w:t>控訴は、原告の皆さんが、二百九十八人、それぞれの意思で出した控訴です。控訴の取り下げは、民事訴訟法で、代理人が勝手にできない、特別の授権が必要な行為です。私の判断で、取り下げることは、できません。</w:t>
+        <w:t>控訴は、原告の皆さん二百九十八人がそれぞれの意思で出した控訴です。控訴の取り下げは、民事訴訟法上、代理人が勝手にはできない、特別の授権が必要な行為です。私の判断で取り下げることはできません。</w:t>
       </w:r>
     </w:p>
     <w:p>
@@ -716,7 +716,7 @@
           <w:i w:val="0"/>
           <w:sz w:val="22"/>
         </w:rPr>
-        <w:t>ええ、法律上、そうですね。ですから、「お願い」なのです。先生が、ご自身の立場として、原告の方々に、「国の部分は、これで一区切りにしましょう」と説得してくださる。それだけで、結構です。</w:t>
+        <w:t>ええ、法律上そうですね。ですから「お願い」なのです。先生がご自身の立場として、原告の方々に「国の部分は、これで一区切りにしましょう」と説得してくださる。それだけで結構です。</w:t>
       </w:r>
     </w:p>
     <w:p>
@@ -762,7 +762,7 @@
           <w:i w:val="0"/>
           <w:sz w:val="22"/>
         </w:rPr>
-        <w:t>二つ目。当選後は、党の政務調査会、そして、被災地対策の部会で、先生に、一定の役割をご用意します。その枠のなかで、先生が、被災者の救済を、制度の形で進めてください。特別立法も、その一つです。</w:t>
+        <w:t>二つ目。当選後は、党の政務調査会、そして被災地対策の部会で、先生に一定の役割をご用意します。その枠のなかで、先生が被災者の救済を制度の形で進めてください。特別立法もその一つです。</w:t>
       </w:r>
     </w:p>
     <w:p>
@@ -785,7 +785,7 @@
           <w:i w:val="0"/>
           <w:sz w:val="22"/>
         </w:rPr>
-        <w:t>特別立法を、お約束いただけるのですか。</w:t>
+        <w:t>特別立法をお約束いただけるのですか。</w:t>
       </w:r>
     </w:p>
     <w:p>
@@ -854,7 +854,7 @@
           <w:i w:val="0"/>
           <w:sz w:val="22"/>
         </w:rPr>
-        <w:t>先生は、法律家でいらっしゃるから、ご存じでしょう。「検討する」は、「約束する」とは、違う。ですが、「検討しない」とも、違う。政治の言葉には、その間に、広い余白があります。(茶を一口)その余白が、私の、仕事です。</w:t>
+        <w:t>先生は法律家でいらっしゃるからご存じでしょう。「検討する」は「約束する」とは違う。ですが、「検討しない」とも違う。政治の言葉には、その間に広い余白があります。(茶を一口)その余白が私の仕事です。</w:t>
       </w:r>
     </w:p>
     <w:p>
@@ -869,7 +869,7 @@
           <w:color w:val="555555"/>
           <w:sz w:val="22"/>
         </w:rPr>
-        <w:t>(遼は、湯呑みに手を伸ばさない。榊は、背後で、微動だにしない。)</w:t>
+        <w:t>(遼は湯呑みに手を伸ばさない。榊は背後で微動だにしない。)</w:t>
       </w:r>
     </w:p>
     <w:p>
@@ -892,7 +892,7 @@
           <w:i w:val="0"/>
           <w:sz w:val="22"/>
         </w:rPr>
-        <w:t>三つ目を、伺います。</w:t>
+        <w:t>三つ目を伺います。</w:t>
       </w:r>
     </w:p>
     <w:p>
@@ -915,7 +915,7 @@
           <w:i w:val="0"/>
           <w:sz w:val="22"/>
         </w:rPr>
-        <w:t>三つ目は、簡単です。選挙のあいだ、ご自身の事務所の看板を、一度、お下ろしいただきたい。「桐生法律事務所」の。あの名前は、実に、立派ですが、選挙では、重くなる場合がございます。</w:t>
+        <w:t>三つ目は簡単です。選挙のあいだ、ご自身の事務所の看板を一度お下ろしいただきたい。「桐生法律事務所」の。あの名前は実に立派ですが、選挙では重くなる場合がございます。</w:t>
       </w:r>
     </w:p>
     <w:p>
@@ -961,7 +961,7 @@
           <w:i w:val="0"/>
           <w:sz w:val="22"/>
         </w:rPr>
-        <w:t>桐生さんが、四十年前に、懲戒を受けた弁護士である、と。そういう記事を、書こうとする人間は、必ず出ます。党が公認した候補者の事務所が、「懲戒処分を受けた弁護士」の名前を掲げている、と。</w:t>
+        <w:t>桐生さんが四十年前に懲戒を受けた弁護士である、と。そういう記事を書こうとする人間は必ず出ます。党が公認した候補者の事務所が、「懲戒処分を受けた弁護士」の名前を掲げている、と。</w:t>
       </w:r>
     </w:p>
     <w:p>
@@ -984,7 +984,7 @@
           <w:i w:val="0"/>
           <w:sz w:val="22"/>
         </w:rPr>
-        <w:t>桐生先生は、懲戒を受けたのではありません。受けさせられたのです。会社の内部告発者を、守ろうとして。</w:t>
+        <w:t>桐生先生は、懲戒を受けたのではありません。受けさせられたのです。会社の内部告発者を守ろうとして。</w:t>
       </w:r>
     </w:p>
     <w:p>
@@ -1007,7 +1007,7 @@
           <w:i w:val="0"/>
           <w:sz w:val="22"/>
         </w:rPr>
-        <w:t>先生が、そうお考えになるのは、尊いことです。ただ、選挙は、尊さの競争ではございませんから。</w:t>
+        <w:t>先生がそうお考えになるのは尊いことです。ただ、選挙は尊さの競争ではございませんから。</w:t>
       </w:r>
     </w:p>
     <w:p>
@@ -1022,7 +1022,7 @@
           <w:color w:val="555555"/>
           <w:sz w:val="22"/>
         </w:rPr>
-        <w:t>(沈黙。窓の外を、救急車のサイレンが一つ、遠ざかる。)</w:t>
+        <w:t>(沈黙。窓の外を、救急車のサイレンが一つ遠ざかる。)</w:t>
       </w:r>
     </w:p>
     <w:p>
@@ -1045,7 +1045,7 @@
           <w:i w:val="0"/>
           <w:sz w:val="22"/>
         </w:rPr>
-        <w:t>真壁先生。『史記』は、お読みになりますか。</w:t>
+        <w:t>真壁先生。『史記』はお読みになりますか。</w:t>
       </w:r>
     </w:p>
     <w:p>
@@ -1091,7 +1091,7 @@
           <w:i w:val="0"/>
           <w:sz w:val="22"/>
         </w:rPr>
-        <w:t>さすがは、功先生のご子息だ。(にこやかに)陳勝、字は渉。若いころ、人に雇われて、畑を耕していた。畝の上で、手を止めて、長いあいだ、嘆息して言う。「もし富貴になったら、互いに忘れまいぞ」。雇い仲間は笑った。「お前は、雇われて耕す身で、どうして富貴になれる」。陳渉は、大きく息をついて、答えた。「ああ、燕雀、安んぞ鴻鵠の志を知らんや」。</w:t>
+        <w:t>さすがは功先生のご子息だ。(にこやかに)陳勝、字は渉。若いころ、人に雇われて畑を耕していた。畝の上で手を止めて、長いあいだ嘆息して言う。「もし富貴になったら、互いに忘れまいぞ」。雇い仲間は笑った。「お前は雇われて耕す身で、どうして富貴になれる」。陳渉は大きく息をついて答えた。「ああ、燕雀、安んぞ鴻鵠の志を知らんや」。</w:t>
       </w:r>
     </w:p>
     <w:p>
@@ -1114,7 +1114,7 @@
           <w:i w:val="0"/>
           <w:sz w:val="22"/>
         </w:rPr>
-        <w:t>小さな鳥には、大きな鳥の志が、分からない。</w:t>
+        <w:t>小さな鳥には、大きな鳥の志が分からない。</w:t>
       </w:r>
     </w:p>
     <w:p>
@@ -1137,7 +1137,7 @@
           <w:i w:val="0"/>
           <w:sz w:val="22"/>
         </w:rPr>
-        <w:t>そう。先生。私は、先生を、「鴻鵠」だと見ています。国会で、国の骨組みを動かせる人です。それが、一つの訴訟の、国の部分という、「燕雀」の仕事に、縛られていては、惜しい。大きなものを動かすために、小さなものを手放す。それが、政治です。</w:t>
+        <w:t>そう。先生。私は先生を「鴻鵠」だと見ています。国会で、国の骨組みを動かせる人です。それが一つの訴訟の、国の部分という「燕雀」の仕事に縛られていては惜しい。大きなものを動かすために小さなものを手放す。それが政治です。</w:t>
       </w:r>
     </w:p>
     <w:p>
@@ -1160,7 +1160,7 @@
           <w:i w:val="0"/>
           <w:sz w:val="22"/>
         </w:rPr>
-        <w:t>工藤さん。陳渉の話には、続きがあります。</w:t>
+        <w:t>工藤さん。陳渉の話には続きがあります。</w:t>
       </w:r>
     </w:p>
     <w:p>
@@ -1183,7 +1183,7 @@
           <w:i w:val="0"/>
           <w:sz w:val="22"/>
         </w:rPr>
-        <w:t>後に、陳渉は、本当に王になりました。陳王です。そこへ、昔の雇い仲間が、訪ねて来る。宮殿の、大きさに、驚いて、「夥頤、渉の王たるや、沈沈たるかな」と言った。ずいぶん、立派になったものだ、と。それを、陳王の側近が、不敬だと言い、陳王は、その昔の仲間を、斬った、と伝わっています。『史記』には、こうあります。「陳王の故人、皆、自ら引き去る」。以来、陳王のそばには、昔の仲間は、誰も、いなくなった。</w:t>
+        <w:t>後に陳渉は本当に王になりました。陳王です。そこへ昔の雇い仲間が訪ねて来る。宮殿の大きさに驚いて、「夥頤、渉の王たるや、沈沈たるかな」と言った。ずいぶん立派になったものだ、と。それを陳王の側近が不敬だと言い、陳王はその昔の仲間を斬った、と伝わっています。『史記』にはこうあります。「陳王の故人、皆自ら引き去る」。以来、陳王のそばには昔の仲間は誰もいなくなった。</w:t>
       </w:r>
     </w:p>
     <w:p>
@@ -1207,7 +1207,7 @@
           <w:color w:val="555555"/>
           <w:sz w:val="22"/>
         </w:rPr>
-        <w:t>(笑みを、わずかに薄くして)</w:t>
+        <w:t>(笑みをわずかに薄くして)</w:t>
       </w:r>
       <w:r>
         <w:rPr>
@@ -1216,7 +1216,7 @@
           <w:i w:val="0"/>
           <w:sz w:val="22"/>
         </w:rPr>
-        <w:t>……よく、ご存じだ。</w:t>
+        <w:t>……よくご存じだ。</w:t>
       </w:r>
     </w:p>
     <w:p>
@@ -1239,7 +1239,7 @@
           <w:i w:val="0"/>
           <w:sz w:val="22"/>
         </w:rPr>
-        <w:t>鴻鵠の志を持った人が、最初に、手放したものは、燕雀の仲間でした。僕は、その順番で、手放したくありません。</w:t>
+        <w:t>鴻鵠の志を持った人が最初に手放したものは、燕雀の仲間でした。僕は、その順番で手放したくありません。</w:t>
       </w:r>
     </w:p>
     <w:p>
@@ -1254,7 +1254,7 @@
           <w:color w:val="555555"/>
           <w:sz w:val="22"/>
         </w:rPr>
-        <w:t>(工藤が、湯呑みを、置く。音は、小さい。)</w:t>
+        <w:t>(工藤が湯呑みを置く。音は小さい。)</w:t>
       </w:r>
     </w:p>
     <w:p>
@@ -1277,7 +1277,7 @@
           <w:i w:val="0"/>
           <w:sz w:val="22"/>
         </w:rPr>
-        <w:t>今日、ここで、お断りします。控訴は、原告の皆さんのものです。僕の判断で、手放せません。看板は、桐生先生のものです。僕が下ろす筋では、ありません。特別立法は、「検討」ではなく、僕は、法案の形で、見たい。</w:t>
+        <w:t>今日、ここでお断りします。控訴は原告の皆さんのものです。僕の判断で手放せません。看板は桐生先生のものです。僕が下ろす筋ではありません。特別立法は「検討」ではなく、僕は法案の形で見たい。</w:t>
       </w:r>
     </w:p>
     <w:p>
@@ -1300,7 +1300,7 @@
           <w:i w:val="0"/>
           <w:sz w:val="22"/>
         </w:rPr>
-        <w:t>……では、公認は、出せません。</w:t>
+        <w:t>……では、公認は出せません。</w:t>
       </w:r>
     </w:p>
     <w:p>
@@ -1356,7 +1356,7 @@
           <w:i w:val="0"/>
           <w:sz w:val="22"/>
         </w:rPr>
-        <w:t>先生。私は、先生を、嫌いに、なれませんよ。功先生と、同じ座り方をなさる。ただ、功先生は、「先生」の鍵を、必ず、先に、受け取る人でした。受け取らない人は、選挙で、寒いですよ。</w:t>
+        <w:t>先生。私は先生を嫌いになれませんよ。功先生と同じ座り方をなさる。ただ、功先生は「先生」の鍵を必ず先に受け取る人でした。受け取らない人は、選挙で寒いですよ。</w:t>
       </w:r>
     </w:p>
     <w:p>
@@ -1402,7 +1402,7 @@
           <w:i w:val="0"/>
           <w:sz w:val="22"/>
         </w:rPr>
-        <w:t>九月の、無所属は、寒い。(立ち上がり、握手の手を、出さずに)結論は、十七日の、第一次公認の締め切りまで、お待ちします。それまでに、お気持ちが、変わることも、あるでしょう。</w:t>
+        <w:t>九月の無所属は寒い。(立ち上がり、握手の手を出さずに)結論は、十七日の第一次公認の締め切りまでお待ちします。それまでにお気持ちが変わることもあるでしょう。</w:t>
       </w:r>
     </w:p>
     <w:p>
@@ -1417,7 +1417,7 @@
           <w:color w:val="555555"/>
           <w:sz w:val="22"/>
         </w:rPr>
-        <w:t>(遼は、深く、一礼する。部屋を出るとき、榊が、ドアを、押さえる。誰も、何も言わない。廊下の壁に、歴代総理の写真。その、一番端の、空いた額縁の前を、遼は、通り過ぎる。)</w:t>
+        <w:t>(遼は深く一礼する。部屋を出るとき、榊がドアを押さえる。誰も何も言わない。廊下の壁に歴代総理の写真。その一番端の、空いた額縁の前を、遼は通り過ぎる。)</w:t>
       </w:r>
     </w:p>
     <w:p>
@@ -1447,7 +1447,7 @@
           <w:color w:val="555555"/>
           <w:sz w:val="22"/>
         </w:rPr>
-        <w:t>(2021年9月9日(木)、午後7時。汐見市内、「真壁功後援会 汐見事務所」二階の会議室。壁に、歴代の当選祝いの寄せ書き。「必勝」のだるま。長机に、二十名ほどの顔ぶれ。上座に、後援会連合会の副会長、久保田洋三、六十九歳。手元の茶に、手をつけていない。遼は、下座の端に、座っている。大沼は、「元支部長」の札も、腕章もなく、平会員の席の、いちばん後ろ。)</w:t>
+        <w:t>(2021年9月9日(木)、午後7時。汐見市内、「真壁功後援会 汐見事務所」二階の会議室。壁に歴代の当選祝いの寄せ書き。「必勝」のだるま。長机に二十名ほどの顔ぶれ。上座に、後援会連合会の副会長、久保田洋三、六十九歳。手元の茶に手をつけていない。遼は下座の端に座っている。大沼は「元支部長」の札も腕章もなく、平会員の席のいちばん後ろ。)</w:t>
       </w:r>
     </w:p>
     <w:p>
@@ -1470,7 +1470,7 @@
           <w:i w:val="0"/>
           <w:sz w:val="22"/>
         </w:rPr>
-        <w:t>では、臨時の幹部会を、始めます。(咳払い)皆さん、お忙しい中。……功先生の、ご体調は、ご承知のとおりです。来月の解散を、にらんで、今夜、後援会として、方針を決めます。</w:t>
+        <w:t>では、臨時の幹部会を始めます。(咳払い)皆さん、お忙しい中。……功先生のご体調はご承知のとおりです。来月の解散をにらんで、今夜、後援会として方針を決めます。</w:t>
       </w:r>
     </w:p>
     <w:p>
@@ -1485,7 +1485,7 @@
           <w:color w:val="555555"/>
           <w:sz w:val="22"/>
         </w:rPr>
-        <w:t>(ざわめき。誰かが、「先生の、お見舞いに」と言いかけ、久保田が手で制する。)</w:t>
+        <w:t>(ざわめき。誰かが「先生のお見舞いに」と言いかけ、久保田が手で制する。)</w:t>
       </w:r>
     </w:p>
     <w:p>
@@ -1508,7 +1508,7 @@
           <w:i w:val="0"/>
           <w:sz w:val="22"/>
         </w:rPr>
-        <w:t>党本部から、私どもへも、連絡が入っています。真壁遼先生に、公認を出す用意が、ある、と。ただし、そのためには、条件が、ある、と。(視線を、遼へ)条件の内容は、先生ご自身から、お話しください。</w:t>
+        <w:t>党本部から私どもへも連絡が入っています。真壁遼先生に公認を出す用意がある、と。ただし、そのためには条件がある、と。(視線を遼へ)条件の内容は、先生ご自身からお話しください。</w:t>
       </w:r>
     </w:p>
     <w:p>
@@ -1523,7 +1523,7 @@
           <w:color w:val="555555"/>
           <w:sz w:val="22"/>
         </w:rPr>
-        <w:t>(遼が、立ち上がる。)</w:t>
+        <w:t>(遼が立ち上がる。)</w:t>
       </w:r>
     </w:p>
     <w:p>
@@ -1546,7 +1546,7 @@
           <w:i w:val="0"/>
           <w:sz w:val="22"/>
         </w:rPr>
-        <w:t>皆さん。条件は、三つです。そのうち、二つは、私が、受けられません。……私が、原告団の控訴を、手放すこと。事務所の看板を、一時的に、下ろすこと。この二つです。</w:t>
+        <w:t>皆さん。条件は三つです。そのうち二つは、私が受けられません。……私が原告団の控訴を手放すこと。事務所の看板を一時的に下ろすこと。この二つです。</w:t>
       </w:r>
     </w:p>
     <w:p>
@@ -1561,7 +1561,7 @@
           <w:color w:val="555555"/>
           <w:sz w:val="22"/>
         </w:rPr>
-        <w:t>(誰かが、舌打ちする。別の誰かが、小声で、「そんなの、形だけだべ」と言う。)</w:t>
+        <w:t>(誰かが舌打ちする。別の誰かが小声で「そんなの、形だけだべ」と言う。)</w:t>
       </w:r>
     </w:p>
     <w:p>
@@ -1584,7 +1584,7 @@
           <w:i w:val="0"/>
           <w:sz w:val="22"/>
         </w:rPr>
-        <w:t>形だけ、と言う声が、ありますが、私も、そう思います。真壁先生。これは、私見ですが、聞いてください。我々が、四十年、功先生を、支えてきたのは、この町に、「公認」という、国の出先が、あったからです。国と町の、間の、継ぎ目として。党の、公認が、ない、先生を、誰が、支えるのですか。</w:t>
+        <w:t>形だけと言う声がありますが、私もそう思います。真壁先生。これは私見ですが、聞いてください。我々が四十年、功先生を支えてきたのは、この町に「公認」という国の出先があったからです。国と町の間の継ぎ目として。党の公認がない先生を、誰が支えるのですか。</w:t>
       </w:r>
     </w:p>
     <w:p>
@@ -1630,7 +1630,7 @@
           <w:i w:val="0"/>
           <w:sz w:val="22"/>
         </w:rPr>
-        <w:t>今、ここで、控訴を、「やめます」と一言、言ってくだされば、それで、全員、先生を、推せます。「国の部分は、党の特別立法で、もっと、いい形にしてもらう」と、そう、言えば、いいのです。</w:t>
+        <w:t>今ここで、控訴を「やめます」と一言言ってくだされば、それで全員、先生を推せます。「国の部分は、党の特別立法でもっといい形にしてもらう」と、そう言えばいいのです。</w:t>
       </w:r>
     </w:p>
     <w:p>
@@ -1699,7 +1699,7 @@
           <w:i w:val="0"/>
           <w:sz w:val="22"/>
         </w:rPr>
-        <w:t>嘘になるからです。「検討」は、約束ではありません。約束でないものを、約束として、原告の皆さんの前で、口にすることは、僕には、できません。</w:t>
+        <w:t>嘘になるからです。「検討」は約束ではありません。約束でないものを約束として、原告の皆さんの前で口にすることは、僕にはできません。</w:t>
       </w:r>
     </w:p>
     <w:p>
@@ -1714,7 +1714,7 @@
           <w:color w:val="555555"/>
           <w:sz w:val="22"/>
         </w:rPr>
-        <w:t>(沈黙。誰かが、湯呑みを、置く音。)</w:t>
+        <w:t>(沈黙。誰かが湯呑みを置く音。)</w:t>
       </w:r>
     </w:p>
     <w:p>
@@ -1729,7 +1729,7 @@
           <w:color w:val="555555"/>
           <w:sz w:val="22"/>
         </w:rPr>
-        <w:t>(後ろの席で、大沼が、ゆっくり、立ち上がる。)</w:t>
+        <w:t>(後ろの席で、大沼がゆっくり立ち上がる。)</w:t>
       </w:r>
     </w:p>
     <w:p>
@@ -1752,7 +1752,7 @@
           <w:i w:val="0"/>
           <w:sz w:val="22"/>
         </w:rPr>
-        <w:t>久保田さん。わしにも、一言、ええですか。</w:t>
+        <w:t>久保田さん。わしにも一言、ええですか。</w:t>
       </w:r>
     </w:p>
     <w:p>
@@ -1775,7 +1775,7 @@
           <w:i w:val="0"/>
           <w:sz w:val="22"/>
         </w:rPr>
-        <w:t>……大沼さんは、先日、支部長を、辞された。この場では、傍聴の、お立場で。</w:t>
+        <w:t>……大沼さんは、先日支部長を辞された。この場では、傍聴のお立場で。</w:t>
       </w:r>
     </w:p>
     <w:p>
@@ -1798,7 +1798,7 @@
           <w:i w:val="0"/>
           <w:sz w:val="22"/>
         </w:rPr>
-        <w:t>傍聴でも、平会員でも、結構。(杖をつきながら、前に出る)わしは、先月まで、この会の、汐見支部長だった。四年間、「知っている顔で、うなずいてきた」男だ。</w:t>
+        <w:t>傍聴でも平会員でも結構。(杖をつきながら前に出る)わしは先月まで、この会の汐見支部長だった。四年間、「知っている顔でうなずいてきた」男だ。</w:t>
       </w:r>
     </w:p>
     <w:p>
@@ -1813,7 +1813,7 @@
           <w:color w:val="555555"/>
           <w:sz w:val="22"/>
         </w:rPr>
-        <w:t>(久保田が、眉を動かす。大沼は、遼の方を、一度だけ見て、続ける。)</w:t>
+        <w:t>(久保田が眉を動かす。大沼は遼の方を一度だけ見て、続ける。)</w:t>
       </w:r>
     </w:p>
     <w:p>
@@ -1836,7 +1836,7 @@
           <w:i w:val="0"/>
           <w:sz w:val="22"/>
         </w:rPr>
-        <w:t>真壁功先生は、わしの、恩人だ。道路を通してくれた。港を、直してくれた。だが、今、波戸の人は、まだ、団地にいる。団地で、「国が、悪い」と、言う人と、言わない人が、二つに割れている。その割れ目を、一番、深いところで、見ている人間が、先生の、息子さんだ。</w:t>
+        <w:t>真壁功先生は、わしの恩人だ。道路を通してくれた。港を直してくれた。だが、今、波戸の人はまだ団地にいる。団地で「国が悪い」と言う人と言わない人が、二つに割れている。その割れ目を一番深いところで見ている人間が、先生の息子さんだ。</w:t>
       </w:r>
     </w:p>
     <w:p>
@@ -1882,7 +1882,7 @@
           <w:i w:val="0"/>
           <w:sz w:val="22"/>
         </w:rPr>
-        <w:t>わしは、真壁遼先生を、推す。党の、公認が、あろうが、なかろうが。……これは、わしの、一票の話だ。後援会の、決議ではない。</w:t>
+        <w:t>わしは真壁遼先生を推す。党の公認があろうがなかろうが。……これは、わしの一票の話だ。後援会の決議ではない。</w:t>
       </w:r>
     </w:p>
     <w:p>
@@ -1897,7 +1897,7 @@
           <w:color w:val="555555"/>
           <w:sz w:val="22"/>
         </w:rPr>
-        <w:t>(ざわめきが、大きくなる。何人かが、頷く。何人かが、顔をそむける。)</w:t>
+        <w:t>(ざわめきが大きくなる。何人かが頷く。何人かが顔をそむける。)</w:t>
       </w:r>
     </w:p>
     <w:p>
@@ -1912,7 +1912,7 @@
           <w:color w:val="555555"/>
           <w:sz w:val="22"/>
         </w:rPr>
-        <w:t>(長い、沈黙。やがて、窓際の席から、若い、男の声が、上がる。)</w:t>
+        <w:t>(長い沈黙。やがて、窓際の席から若い男の声が上がる。)</w:t>
       </w:r>
     </w:p>
     <w:p>
@@ -1927,7 +1927,7 @@
           <w:color w:val="555555"/>
           <w:sz w:val="22"/>
         </w:rPr>
-        <w:t>(さらに、数人。二つに、割れていく。遼は、その、割れる音を、黙って、聞いている。立ったまま、頭を、下げる。)</w:t>
+        <w:t>(さらに数人。二つに割れていく。遼はその割れる音を黙って聞いている。立ったまま頭を下げる。)</w:t>
       </w:r>
     </w:p>
     <w:p>
@@ -1950,7 +1950,7 @@
           <w:i w:val="0"/>
           <w:sz w:val="22"/>
         </w:rPr>
-        <w:t>……皆さん。今夜は、決議を、していただく必要は、ありません。ただ、一つ、覚えておいてください。父の後援会が、割れるのは、僕の、責任です。割ったのは、僕です。</w:t>
+        <w:t>……皆さん。今夜は決議をしていただく必要はありません。ただ一つ覚えておいてください。父の後援会が割れるのは僕の責任です。割ったのは僕です。</w:t>
       </w:r>
     </w:p>
     <w:p>
@@ -2006,7 +2006,7 @@
           <w:i w:val="0"/>
           <w:sz w:val="22"/>
         </w:rPr>
-        <w:t>分かっています。(顔を上げて)それでも、行きます。</w:t>
+        <w:t>分かっています。(顔を上げて)それでも行きます。</w:t>
       </w:r>
     </w:p>
     <w:p>
@@ -2021,7 +2021,7 @@
           <w:color w:val="555555"/>
           <w:sz w:val="22"/>
         </w:rPr>
-        <w:t>(会議室を出ると、階段の途中で、大沼が、遼の袖を、そっと、つかむ。)</w:t>
+        <w:t>(会議室を出ると、階段の途中で、大沼が遼の袖をそっとつかむ。)</w:t>
       </w:r>
     </w:p>
     <w:p>
@@ -2044,7 +2044,7 @@
           <w:i w:val="0"/>
           <w:sz w:val="22"/>
         </w:rPr>
-        <w:t>先生。……ほうじ茶を、一杯、くださらんか。うちの女房が、桐生先生の事務所の、あの、苦い茶の、話ばかり、するもんで。</w:t>
+        <w:t>先生。……ほうじ茶を一杯くださらんか。うちの女房が、桐生先生の事務所のあの苦い茶の話ばかりするもんで。</w:t>
       </w:r>
     </w:p>
     <w:p>
@@ -2107,7 +2107,7 @@
           <w:color w:val="555555"/>
           <w:sz w:val="22"/>
         </w:rPr>
-        <w:t>(2021年9月11日(土)、午後9時。桐生法律事務所。窓の外は、秋の虫の声。応接室に、遼と宇佐美。机の上に、三浦が出してくれた、色の褪せた書類綴り。表紙に、タイプ打ちの文字。「懲戒処分通知書 昭和五十三年」。鉄瓶の湯は、とっくに冷めかけている。宇佐美が、老眼鏡を額に上げたまま、その表紙を、指で、たたく。)</w:t>
+        <w:t>(2021年9月11日(土)、午後9時。桐生法律事務所。窓の外は秋の虫の声。応接室に遼と宇佐美。机の上に、三浦が出してくれた色の褪せた書類綴り。表紙にタイプ打ちの文字。「懲戒処分通知書 昭和五十三年」。鉄瓶の湯はとっくに冷めかけている。宇佐美が老眼鏡を額に上げたまま、その表紙を指でたたく。)</w:t>
       </w:r>
     </w:p>
     <w:p>
@@ -2176,7 +2176,7 @@
           <w:i w:val="0"/>
           <w:sz w:val="22"/>
         </w:rPr>
-        <w:t>先生は、これを、捨てなかった。つまり、いつか、誰かに、読ませるつもりだった。私は、そう解釈しとる。(綴りを、遼の前に、すべらせる)</w:t>
+        <w:t>先生はこれを捨てなかった。つまり、いつか誰かに読ませるつもりだった。私はそう解釈しとる。(綴りを遼の前にすべらせる)</w:t>
       </w:r>
     </w:p>
     <w:p>
@@ -2191,7 +2191,7 @@
           <w:color w:val="555555"/>
           <w:sz w:val="22"/>
         </w:rPr>
-        <w:t>(遼が、紙をめくる。薄い和紙のような、洋紙。タイプの文字が、ところどころ、かすれている。)</w:t>
+        <w:t>(遼が紙をめくる。薄い和紙のような洋紙。タイプの文字がところどころかすれている。)</w:t>
       </w:r>
     </w:p>
     <w:p>
@@ -2237,7 +2237,7 @@
           <w:i w:val="0"/>
           <w:sz w:val="22"/>
         </w:rPr>
-        <w:t>それだけだ。何を「非行」と呼ぶのかは、一行も、書いてない。裁判所の判決は、理由を書く。弁護士会の処分は、理由を、あまり書かん。あの頃は、特にな。</w:t>
+        <w:t>それだけだ。何を「非行」と呼ぶのかは、一行も書いてない。裁判所の判決は理由を書く。弁護士会の処分は、理由をあまり書かん。あの頃は特にな。</w:t>
       </w:r>
     </w:p>
     <w:p>
@@ -2283,7 +2283,7 @@
           <w:i w:val="0"/>
           <w:sz w:val="22"/>
         </w:rPr>
-        <w:t>私は、桐生の、隣の席にいた。司法研修所の、同期だ。通知書を受け取って、桐生は、一度だけ、天井を見た。それから、「ああ、そうか」と言って、ポケットに、しまった。謝罪を、求められた。「一筆、反省の弁を書けば、期間を、半分にする」と。</w:t>
+        <w:t>私は桐生の隣の席にいた。司法研修所の同期だ。通知書を受け取って、桐生は一度だけ天井を見た。それから「ああ、そうか」と言って、ポケットにしまった。謝罪を求められた。「一筆、反省の弁を書けば期間を半分にする」と。</w:t>
       </w:r>
     </w:p>
     <w:p>
@@ -2329,7 +2329,7 @@
           <w:i w:val="0"/>
           <w:sz w:val="22"/>
         </w:rPr>
-        <w:t>書かなかった。「書けば、村井くんを、売ったことになる」と言ってな。……一年間、桐生は、弁護士の仕事ができなかった。その一年、あいつは、波戸の浜で、網の繕いを、手伝っとった。漁師たちは、何も聞かずに、一本、釣り針を、渡してくれたそうだ。</w:t>
+        <w:t>書かなかった。「書けば、村井くんを売ったことになる」と言ってな。……一年間、桐生は弁護士の仕事ができなかった。その一年、あいつは波戸の浜で、網の繕いを手伝っとった。漁師たちは何も聞かずに、一本、釣り針を渡してくれたそうだ。</w:t>
       </w:r>
     </w:p>
     <w:p>
@@ -2344,7 +2344,7 @@
           <w:color w:val="555555"/>
           <w:sz w:val="22"/>
         </w:rPr>
-        <w:t>(宇佐美は、綴りを、ゆっくり閉じる。)</w:t>
+        <w:t>(宇佐美は綴りをゆっくり閉じる。)</w:t>
       </w:r>
     </w:p>
     <w:p>
@@ -2367,7 +2367,7 @@
           <w:i w:val="0"/>
           <w:sz w:val="22"/>
         </w:rPr>
-        <w:t>真壁くん。今回、政治家になるかならんか、の話に、私が口を出すのは、場違いだと思う。ただ、一つだけ、桐生の、代わりに、言っておく。……懲戒は、一年で、終わる。終わらんのは、「引いた」という記憶のほうだ。</w:t>
+        <w:t>真壁くん。今回、政治家になるかならんかの話に、私が口を出すのは場違いだと思う。ただ、一つだけ桐生の代わりに言っておく。……懲戒は一年で終わる。終わらんのは、「引いた」という記憶のほうだ。</w:t>
       </w:r>
     </w:p>
     <w:p>
@@ -2413,7 +2413,7 @@
           <w:i w:val="0"/>
           <w:sz w:val="22"/>
         </w:rPr>
-        <w:t>功くんは、四十三年前、桐生に、「引け」と言った。桐生は、引かなかった。それで、一年、仕事を、失った。だが、桐生は、その一年を、一度も、後悔しとらん。そして、功くんは、その後の四十年、あの日の、桐生の背中を、見続けとったはずだ。……私は、そう思う。</w:t>
+        <w:t>功くんは、四十三年前、桐生に「引け」と言った。桐生は引かなかった。それで、一年仕事を失った。だが桐生は、その一年を一度も後悔しとらん。そして功くんは、その後の四十年、あの日の桐生の背中を見続けとったはずだ。……私はそう思う。</w:t>
       </w:r>
     </w:p>
     <w:p>
@@ -2459,7 +2459,7 @@
           <w:i w:val="0"/>
           <w:sz w:val="22"/>
         </w:rPr>
-        <w:t>先生の葬式に、功くんは、花を出した。弔電も、よこした。だが、本人は、来んかった。来られんかったんだ。来たら、自分が、「引いた」側の、人間だと、確かめることに、なるから。</w:t>
+        <w:t>先生の葬式に、功くんは花を出した。弔電もよこした。だが本人は来んかった。来られんかったんだ。来たら、自分が「引いた」側の人間だと確かめることになるから。</w:t>
       </w:r>
     </w:p>
     <w:p>
@@ -2474,7 +2474,7 @@
           <w:color w:val="555555"/>
           <w:sz w:val="22"/>
         </w:rPr>
-        <w:t>(沈黙。遼は、閉じた綴りの表紙を、掌で、押さえる。)</w:t>
+        <w:t>(沈黙。遼は閉じた綴りの表紙を、掌で押さえる。)</w:t>
       </w:r>
     </w:p>
     <w:p>
@@ -2489,7 +2489,7 @@
           <w:color w:val="555555"/>
           <w:sz w:val="22"/>
         </w:rPr>
-        <w:t>(宇佐美が、冷めかけた鉄瓶から、自分で、湯呑みに注ぐ。一口飲み、苦い顔をする。)</w:t>
+        <w:t>(宇佐美が冷めかけた鉄瓶から、自分で湯呑みに注ぐ。一口飲み、苦い顔をする。)</w:t>
       </w:r>
     </w:p>
     <w:p>
@@ -2512,7 +2512,7 @@
           <w:i w:val="0"/>
           <w:sz w:val="22"/>
         </w:rPr>
-        <w:t>……これ、ほうじ茶か。ずいぶん、苦いな。</w:t>
+        <w:t>……これ、ほうじ茶か。ずいぶん苦いな。</w:t>
       </w:r>
     </w:p>
     <w:p>
@@ -2535,7 +2535,7 @@
           <w:i w:val="0"/>
           <w:sz w:val="22"/>
         </w:rPr>
-        <w:t>煙が一本で、火を止めます。先生が、そうしていたので。</w:t>
+        <w:t>煙が一本で、火を止めます。先生がそうしていたので。</w:t>
       </w:r>
     </w:p>
     <w:p>
@@ -2559,7 +2559,7 @@
           <w:color w:val="555555"/>
           <w:sz w:val="22"/>
         </w:rPr>
-        <w:t>(ふっと、目を細める)</w:t>
+        <w:t>(ふっと目を細める)</w:t>
       </w:r>
       <w:r>
         <w:rPr>
@@ -2568,7 +2568,7 @@
           <w:i w:val="0"/>
           <w:sz w:val="22"/>
         </w:rPr>
-        <w:t>ほう。あいつの、やり方だ。</w:t>
+        <w:t>ほう。あいつのやり方だ。</w:t>
       </w:r>
     </w:p>
     <w:p>
@@ -2598,7 +2598,7 @@
           <w:color w:val="555555"/>
           <w:sz w:val="22"/>
         </w:rPr>
-        <w:t>(2021年9月13日(月)、午後8時。居酒屋「しおさい」。カウンターの端に、酸素ボンベを引いた、遠藤。隣に、大城。窓際の席に、翔太が、作業着のまま、座っている。女将が、座敷に、お盆を運ぶ。客は、他に、ほとんどいない。)</w:t>
+        <w:t>(2021年9月13日(月)、午後8時。居酒屋「しおさい」。カウンターの端に、酸素ボンベを引いた遠藤。隣に大城。窓際の席に、翔太が作業着のまま座っている。女将が座敷にお盆を運ぶ。客は他にほとんどいない。)</w:t>
       </w:r>
     </w:p>
     <w:p>
@@ -2613,7 +2613,7 @@
           <w:color w:val="555555"/>
           <w:sz w:val="22"/>
         </w:rPr>
-        <w:t>(遼が、のれんをくぐって入ってくる。)</w:t>
+        <w:t>(遼がのれんをくぐって入ってくる。)</w:t>
       </w:r>
     </w:p>
     <w:p>
@@ -2659,7 +2659,7 @@
           <w:i w:val="0"/>
           <w:sz w:val="22"/>
         </w:rPr>
-        <w:t>来たか、先生。座れ、座れ。(指で、椅子を示す)聞いたど。東京で、断ってきたって。</w:t>
+        <w:t>来たか、先生。座れ、座れ。(指で椅子を示す)聞いたど。東京で断ってきたって。</w:t>
       </w:r>
     </w:p>
     <w:p>
@@ -2674,7 +2674,7 @@
           <w:color w:val="555555"/>
           <w:sz w:val="22"/>
         </w:rPr>
-        <w:t>(遼は、肩をすくめて、遠藤の隣に座る。女将が、真壁にも、湯呑みを出す。)</w:t>
+        <w:t>(遼は肩をすくめて遠藤の隣に座る。女将が真壁にも湯呑みを出す。)</w:t>
       </w:r>
     </w:p>
     <w:p>
@@ -2697,7 +2697,7 @@
           <w:i w:val="0"/>
           <w:sz w:val="22"/>
         </w:rPr>
-        <w:t>先生。おら、一つ聞きてえ。……国の部分を、取り下げりゃ、公認が出る、って、本当か。</w:t>
+        <w:t>先生。おら、一つ聞きてえ。……国の部分を取り下げりゃ公認が出る、って、本当か。</w:t>
       </w:r>
     </w:p>
     <w:p>
@@ -2720,7 +2720,7 @@
           <w:i w:val="0"/>
           <w:sz w:val="22"/>
         </w:rPr>
-        <w:t>ええ。そう、言われました。</w:t>
+        <w:t>ええ。そう言われました。</w:t>
       </w:r>
     </w:p>
     <w:p>
@@ -2766,7 +2766,7 @@
           <w:i w:val="0"/>
           <w:sz w:val="22"/>
         </w:rPr>
-        <w:t>原告の皆さんが、国を、相手にできなくなります。賠償は、電力会社から、のみになります。特別立法は、「検討」だそうです。</w:t>
+        <w:t>原告の皆さんが国を相手にできなくなります。賠償は電力会社からのみになります。特別立法は「検討」だそうです。</w:t>
       </w:r>
     </w:p>
     <w:p>
@@ -2812,7 +2812,7 @@
           <w:i w:val="0"/>
           <w:sz w:val="22"/>
         </w:rPr>
-        <w:t>「いつまでも、検討しますよ」という意味です。</w:t>
+        <w:t>「いつまでも検討しますよ」という意味です。</w:t>
       </w:r>
     </w:p>
     <w:p>
@@ -2845,7 +2845,7 @@
           <w:i w:val="0"/>
           <w:sz w:val="22"/>
         </w:rPr>
-        <w:t>そうか。ほんなら、おらの、答えは、決まっとる。(湯呑みを、静かに置く)先生。公認なんぞ、くれてやれ。</w:t>
+        <w:t>そうか。ほんなら、おらの答えは決まっとる。(湯呑みを静かに置く)先生。公認なんぞ、くれてやれ。</w:t>
       </w:r>
     </w:p>
     <w:p>
@@ -2891,7 +2891,7 @@
           <w:i w:val="0"/>
           <w:sz w:val="22"/>
         </w:rPr>
-        <w:t>三代目だか、何だか知らんが、おらたちの、控訴を、手放してまで、国会議員に、なんなくていい。おらは、八十五だ。あと何年、生きるか、分からん。だけんど、先生が、「国の責任」を、手放してまで、国会に行ったら、おらは、死んでも、死にきれん。</w:t>
+        <w:t>三代目だか何だか知らんが、おらたちの控訴を手放してまで国会議員になんなくていい。おらは八十五だ。あと何年生きるか分からん。だけんど、先生が「国の責任」を手放してまで国会に行ったら、おらは死んでも死にきれん。</w:t>
       </w:r>
     </w:p>
     <w:p>
@@ -2914,7 +2914,7 @@
           <w:i w:val="0"/>
           <w:sz w:val="22"/>
         </w:rPr>
-        <w:t>遠藤さんは、先月、「やれ。おれらは、まだ死なねえ」と、言ってくださいました。</w:t>
+        <w:t>遠藤さんは先月、「やれ。おれらは、まだ死なねえ」と言ってくださいました。</w:t>
       </w:r>
     </w:p>
     <w:p>
@@ -2937,7 +2937,7 @@
           <w:i w:val="0"/>
           <w:sz w:val="22"/>
         </w:rPr>
-        <w:t>言った。やれ、と。ただし、やるなら、手ぶらで、行け。おらたちを、背負って行け、とは、言っとらん。先生が、先生のまま、行け。(息が、少し、切れる)それが、できねえなら、行くな。</w:t>
+        <w:t>言った。やれ、と。ただし、やるなら手ぶらで行け。おらたちを背負って行け、とは言っとらん。先生が先生のまま行け。(息が少し切れる)それができねえなら、行くな。</w:t>
       </w:r>
     </w:p>
     <w:p>
@@ -2952,7 +2952,7 @@
           <w:color w:val="555555"/>
           <w:sz w:val="22"/>
         </w:rPr>
-        <w:t>(酸素ボンベの、微かな音。大城が、遠藤の背中に、手を添える。)</w:t>
+        <w:t>(酸素ボンベの微かな音。大城が遠藤の背中に手を添える。)</w:t>
       </w:r>
     </w:p>
     <w:p>
@@ -2975,7 +2975,7 @@
           <w:i w:val="0"/>
           <w:sz w:val="22"/>
         </w:rPr>
-        <w:t>先生、一つだけ。「潮彩」の、モキンの箱。あの、百二十三万円は、バスの代金に、使うお金です。選挙には、一円も、使いません。もし、先生が、使いたいと言っても、私が、止めます。</w:t>
+        <w:t>先生、一つだけ。「潮彩」の募金の箱。あの百二十三万円は、バスの代金に使うお金です。選挙には一円も使いません。もし先生が使いたいと言っても、私が止めます。</w:t>
       </w:r>
     </w:p>
     <w:p>
@@ -3031,7 +3031,7 @@
           <w:i w:val="0"/>
           <w:sz w:val="22"/>
         </w:rPr>
-        <w:t>よかった。先生が、言ってくださって。</w:t>
+        <w:t>よかった。先生が言ってくださって。</w:t>
       </w:r>
     </w:p>
     <w:p>
@@ -3054,7 +3054,7 @@
           <w:i w:val="0"/>
           <w:sz w:val="22"/>
         </w:rPr>
-        <w:t>先生。お代は、いらん。党の公認、断った、お祝いだ。ほれ、乾杯。ほうじ茶でな。</w:t>
+        <w:t>先生。お代はいらん。党の公認断った、お祝いだ。ほれ、乾杯。ほうじ茶でな。</w:t>
       </w:r>
     </w:p>
     <w:p>
@@ -3069,7 +3069,7 @@
           <w:color w:val="555555"/>
           <w:sz w:val="22"/>
         </w:rPr>
-        <w:t>(全員が、湯呑みを、軽く、合わせる。窓の外を、最終の、普通列車が、通る。)</w:t>
+        <w:t>(全員が湯呑みを軽く合わせる。窓の外を、最終の普通列車が通る。)</w:t>
       </w:r>
     </w:p>
     <w:p>
@@ -3099,7 +3099,7 @@
           <w:color w:val="555555"/>
           <w:sz w:val="22"/>
         </w:rPr>
-        <w:t>(2021年9月15日(水)、午後2時。奥浜市立総合病院、一階ロビー。受付の奥に、小さな喫茶コーナー。窓際の席に、遼。向かいに、榊。机の上に、コーヒーが二つ。榊の側のカップは、ほとんど減っていない。上の階から、エレベーターの到着音が、響く。)</w:t>
+        <w:t>(2021年9月15日(水)、午後2時。奥浜市立総合病院、一階ロビー。受付の奥に小さな喫茶コーナー。窓際の席に遼。向かいに榊。机の上にコーヒーが二つ。榊の側のカップはほとんど減っていない。上の階から、エレベーターの到着音が響く。)</w:t>
       </w:r>
     </w:p>
     <w:p>
@@ -3122,7 +3122,7 @@
           <w:i w:val="0"/>
           <w:sz w:val="22"/>
         </w:rPr>
-        <w:t>先生。今朝、功先生のご容体を、お伝えします。</w:t>
+        <w:t>先生。今朝の功先生のご容体を、お伝えします。</w:t>
       </w:r>
     </w:p>
     <w:p>
@@ -3168,7 +3168,7 @@
           <w:i w:val="0"/>
           <w:sz w:val="22"/>
         </w:rPr>
-        <w:t>昨夜は、痛みが強く、二度、夜勤の看護師が、病室へ、駆けつけました。ですが、朝には、少し、落ち着かれて。……今朝、私に、紙を、一枚、お渡しになりました。</w:t>
+        <w:t>昨夜は痛みが強く、二度、夜勤の看護師が病室へ駆けつけました。ですが朝には少し落ち着かれて。……今朝、私に紙を一枚お渡しになりました。</w:t>
       </w:r>
     </w:p>
     <w:p>
@@ -3183,7 +3183,7 @@
           <w:color w:val="555555"/>
           <w:sz w:val="22"/>
         </w:rPr>
-        <w:t>(榊が、内ポケットから、折りたたんだ便箋を、一枚、取り出す。病院の、薄緑の、便箋。)</w:t>
+        <w:t>(榊が内ポケットから、折りたたんだ便箋を一枚取り出す。病院の薄緑の便箋。)</w:t>
       </w:r>
     </w:p>
     <w:p>
@@ -3206,7 +3206,7 @@
           <w:i w:val="0"/>
           <w:sz w:val="22"/>
         </w:rPr>
-        <w:t>先生に、お渡しするよう、仰せつかりました。ご自分で、お書きになりました。</w:t>
+        <w:t>先生にお渡しするよう仰せつかりました。ご自分でお書きになりました。</w:t>
       </w:r>
     </w:p>
     <w:p>
@@ -3221,7 +3221,7 @@
           <w:color w:val="555555"/>
           <w:sz w:val="22"/>
         </w:rPr>
-        <w:t>(遼は、受け取らない。便箋を、見つめる。)</w:t>
+        <w:t>(遼は受け取らない。便箋を見つめる。)</w:t>
       </w:r>
     </w:p>
     <w:p>
@@ -3290,7 +3290,7 @@
           <w:i w:val="0"/>
           <w:sz w:val="22"/>
         </w:rPr>
-        <w:t>榊さんが、父の秘書として、受け取ったものです。榊さんの、声で、聞きたい。</w:t>
+        <w:t>榊さんが、父の秘書として受け取ったものです。榊さんの声で聞きたい。</w:t>
       </w:r>
     </w:p>
     <w:p>
@@ -3305,7 +3305,7 @@
           <w:color w:val="555555"/>
           <w:sz w:val="22"/>
         </w:rPr>
-        <w:t>(榊が、便箋を開く。一行だけ。筆圧の、弱い、しかし、見慣れた、右上がりの字。)</w:t>
+        <w:t>(榊が便箋を開く。一行だけ。筆圧の弱い、しかし見慣れた右上がりの字。)</w:t>
       </w:r>
     </w:p>
     <w:p>
@@ -3329,7 +3329,7 @@
           <w:color w:val="555555"/>
           <w:sz w:val="22"/>
         </w:rPr>
-        <w:t>(静かに、読む)</w:t>
+        <w:t>(静かに読む)</w:t>
       </w:r>
       <w:r>
         <w:rPr>
@@ -3353,7 +3353,7 @@
           <w:color w:val="555555"/>
           <w:sz w:val="22"/>
         </w:rPr>
-        <w:t>(沈黙。コーヒーの湯気が、細くなる。)</w:t>
+        <w:t>(沈黙。コーヒーの湯気が細くなる。)</w:t>
       </w:r>
     </w:p>
     <w:p>
@@ -3399,7 +3399,7 @@
           <w:i w:val="0"/>
           <w:sz w:val="22"/>
         </w:rPr>
-        <w:t>それだけ、です。二時間、お考えになって。一度、全部、書き直されました。最初の稿は、五行ありました。</w:t>
+        <w:t>それだけ、です。二時間お考えになって、一度全部書き直されました。最初の稿は五行ありました。</w:t>
       </w:r>
     </w:p>
     <w:p>
@@ -3445,7 +3445,7 @@
           <w:i w:val="0"/>
           <w:sz w:val="22"/>
         </w:rPr>
-        <w:t>ごみ箱です。先生が、「見るな」と仰せになったので、私は、見ていません。(わずかに、目を伏せる)見て、おりません。</w:t>
+        <w:t>ごみ箱です。先生が「見るな」と仰せになったので、私は見ていません。(わずかに目を伏せる)見ておりません。</w:t>
       </w:r>
     </w:p>
     <w:p>
@@ -3460,7 +3460,7 @@
           <w:color w:val="555555"/>
           <w:sz w:val="22"/>
         </w:rPr>
-        <w:t>(遼が、便箋を、受け取る。折り目に、かすかな、インクのにじみ。)</w:t>
+        <w:t>(遼が便箋を受け取る。折り目に、かすかなインクのにじみ。)</w:t>
       </w:r>
     </w:p>
     <w:p>
@@ -3483,7 +3483,7 @@
           <w:i w:val="0"/>
           <w:sz w:val="22"/>
         </w:rPr>
-        <w:t>「三代目」。父は、僕を、そう、書いたことは、ありません。</w:t>
+        <w:t>「三代目」。父は、僕をそう書いたことはありません。</w:t>
       </w:r>
     </w:p>
     <w:p>
@@ -3529,7 +3529,7 @@
           <w:i w:val="0"/>
           <w:sz w:val="22"/>
         </w:rPr>
-        <w:t>「党のものではない」。……これは、「公認など、いらん」という意味ですか。それとも、「党の外で、やれ」という意味ですか。それとも。</w:t>
+        <w:t>「党のものではない」。……これは、「公認などいらん」という意味ですか。それとも、「党の外でやれ」という意味ですか。それとも。</w:t>
       </w:r>
     </w:p>
     <w:p>
@@ -3552,7 +3552,7 @@
           <w:i w:val="0"/>
           <w:sz w:val="22"/>
         </w:rPr>
-        <w:t>先生。私は、功先生の字を、四十年、読んできましたが、この一行は、私にも、分かりません。(間)ただ、「くれてやれ」とも、「受けろ」とも、書いてありません。それが、功先生の、精一杯だと、私は、受け取りました。</w:t>
+        <w:t>先生。私は功先生の字を四十年読んできましたが、この一行は私にも分かりません。(間)ただ、「くれてやれ」とも「受けろ」とも書いてありません。それが功先生の精一杯だと、私は受け取りました。</w:t>
       </w:r>
     </w:p>
     <w:p>
@@ -3598,7 +3598,7 @@
           <w:i w:val="0"/>
           <w:sz w:val="22"/>
         </w:rPr>
-        <w:t>功先生は、ご自分の意見を、人に、押し付けることを、ご存じない方です。ただ、人の意見を、一度、全部、聞いた後で、「ここまでは、私の領分だ」と、線を引く。今回は、その線を、先生の側に、引いた。</w:t>
+        <w:t>功先生はご自分の意見を人に押し付けることをご存じない方です。ただ、人の意見を一度全部聞いた後で、「ここまでは私の領分だ」と線を引く。今回はその線を、先生の側に引いた。</w:t>
       </w:r>
     </w:p>
     <w:p>
@@ -3621,7 +3621,7 @@
           <w:i w:val="0"/>
           <w:sz w:val="22"/>
         </w:rPr>
-        <w:t>……それから、もう一つ。陳渉の続きを、功先生は、病室で、何度も、口にされていました。「陳王の故人、皆、自ら引き去る」。ご自分の周りから、人が、自ら去っていった、と。</w:t>
+        <w:t>……それから、もう一つ。陳渉の続きを、功先生は病室で何度も口にされていました。「陳王の故人、皆自ら引き去る」。ご自分の周りから、人が自ら去っていった、と。</w:t>
       </w:r>
     </w:p>
     <w:p>
@@ -3667,7 +3667,7 @@
           <w:i w:val="0"/>
           <w:sz w:val="22"/>
         </w:rPr>
-        <w:t>ええ。ですから、先生が、あの一節を、工藤幹事長に、お返しになったとき、私は、少し、胸がすきました。</w:t>
+        <w:t>ええ。ですから、先生があの一節を工藤幹事長にお返しになったとき、私は少し胸がすきました。</w:t>
       </w:r>
     </w:p>
     <w:p>
@@ -3682,7 +3682,7 @@
           <w:color w:val="555555"/>
           <w:sz w:val="22"/>
         </w:rPr>
-        <w:t>(遼が、便箋を、胸のポケットに、そっと、しまう。)</w:t>
+        <w:t>(遼が便箋を、胸のポケットにそっとしまう。)</w:t>
       </w:r>
     </w:p>
     <w:p>
@@ -3705,7 +3705,7 @@
           <w:i w:val="0"/>
           <w:sz w:val="22"/>
         </w:rPr>
-        <w:t>……それから、先生。ここから先は、私の、言葉です。</w:t>
+        <w:t>……それから先生。ここから先は私の言葉です。</w:t>
       </w:r>
     </w:p>
     <w:p>
@@ -3751,7 +3751,7 @@
           <w:i w:val="0"/>
           <w:sz w:val="22"/>
         </w:rPr>
-        <w:t>私は、四十年、功先生の鞄を、持ってまいりました。功先生が、いなくなった後、鞄を、持つ相手が、いなくなります。(初めて、まっすぐ、遼を見る)もし、お許しいただけるなら、先生の、「鞄」を、持たせていただけませんか。無所属で、結構です。党の公認が、なくても、結構です。</w:t>
+        <w:t>私は四十年、功先生の鞄を持ってまいりました。功先生がいなくなった後、鞄を持つ相手がいなくなります。(初めてまっすぐ遼を見る)もしお許しいただけるなら、先生の「鞄」を持たせていただけませんか。無所属で結構です。党の公認がなくても結構です。</w:t>
       </w:r>
     </w:p>
     <w:p>
@@ -3797,7 +3797,7 @@
           <w:i w:val="0"/>
           <w:sz w:val="22"/>
         </w:rPr>
-        <w:t>十五年前の、玄関の朝。私は、「先生」と、申し上げました。「お父様」とは、申しませんでした。あの線は、今も、守っております。ただ、この線の、こちら側に、もう一歩、入れていただけませんか。</w:t>
+        <w:t>十五年前の玄関の朝、私は「先生」と申し上げました。「お父様」とは申しませんでした。あの線は今も守っております。ただ、この線のこちら側に、もう一歩入れていただけませんか。</w:t>
       </w:r>
     </w:p>
     <w:p>
@@ -3812,7 +3812,7 @@
           <w:color w:val="555555"/>
           <w:sz w:val="22"/>
         </w:rPr>
-        <w:t>(遼は、しばらく黙る。それから、ゆっくり、頭を下げる。)</w:t>
+        <w:t>(遼はしばらく黙る。それからゆっくり頭を下げる。)</w:t>
       </w:r>
     </w:p>
     <w:p>
@@ -3835,7 +3835,7 @@
           <w:i w:val="0"/>
           <w:sz w:val="22"/>
         </w:rPr>
-        <w:t>……お願いします。ただし、一つだけ。「先生」は、やめてください。事務所では、「真壁さん」で。僕が、あなたを、「榊さん」と、呼ぶのと、同じように。</w:t>
+        <w:t>……お願いします。ただし、一つだけ。「先生」はやめてください。事務所では「真壁さん」で。僕があなたを「榊さん」と呼ぶのと、同じように。</w:t>
       </w:r>
     </w:p>
     <w:p>
@@ -3859,7 +3859,7 @@
           <w:color w:val="555555"/>
           <w:sz w:val="22"/>
         </w:rPr>
-        <w:t>(一瞬、目を、見開く)</w:t>
+        <w:t>(一瞬、目を見開く)</w:t>
       </w:r>
       <w:r>
         <w:rPr>
@@ -3868,7 +3868,7 @@
           <w:i w:val="0"/>
           <w:sz w:val="22"/>
         </w:rPr>
-        <w:t>……承知、いたしました。真壁さん。</w:t>
+        <w:t>……承知いたしました。真壁さん。</w:t>
       </w:r>
     </w:p>
     <w:p>
@@ -3914,7 +3914,7 @@
           <w:i w:val="0"/>
           <w:sz w:val="22"/>
         </w:rPr>
-        <w:t>慣れません。ですが、必ず、慣れます。</w:t>
+        <w:t>慣れません。ですが、必ず慣れます。</w:t>
       </w:r>
     </w:p>
     <w:p>
@@ -3944,7 +3944,7 @@
           <w:color w:val="555555"/>
           <w:sz w:val="22"/>
         </w:rPr>
-        <w:t>(2021年9月16日(木)、午後9時。桐生法律事務所。応接室。机のスタンドだけが、点いている。遼が、一人で、座っている。机の上に、薄緑の便箋、鉄瓶、湯呑み、そして、携帯電話。窓の外、駅前の掲示板では、「真壁いさお 国政報告会」のポスターの下に、「後継 真壁遼」と書かれた、小さな紙が、誰かの手で、貼られては、剥がされている。)</w:t>
+        <w:t>(2021年9月16日(木)、午後9時。桐生法律事務所。応接室。机のスタンドだけが点いている。遼が一人で座っている。机の上に、薄緑の便箋、鉄瓶、湯呑み、そして携帯電話。窓の外、駅前の掲示板では、「真壁いさお 国政報告会」のポスターの下に「後継 真壁遼」と書かれた小さな紙が、誰かの手で貼られては剥がされている。)</w:t>
       </w:r>
     </w:p>
     <w:p>
@@ -3959,7 +3959,7 @@
           <w:color w:val="555555"/>
           <w:sz w:val="22"/>
         </w:rPr>
-        <w:t>(階段の足音。茜が、入ってくる。コートを、着たまま。)</w:t>
+        <w:t>(階段の足音。茜が、コートを着たまま入ってくる。)</w:t>
       </w:r>
     </w:p>
     <w:p>
@@ -3982,7 +3982,7 @@
           <w:i w:val="0"/>
           <w:sz w:val="22"/>
         </w:rPr>
-        <w:t>先生。まだ、いらっしゃったんですか。</w:t>
+        <w:t>先生。まだいらっしゃったんですか。</w:t>
       </w:r>
     </w:p>
     <w:p>
@@ -4005,7 +4005,7 @@
           <w:i w:val="0"/>
           <w:sz w:val="22"/>
         </w:rPr>
-        <w:t>ええ。明日の、締め切りの前に、一本、電話を、かけます。</w:t>
+        <w:t>ええ。明日の締め切りの前に、一本電話をかけます。</w:t>
       </w:r>
     </w:p>
     <w:p>
@@ -4051,7 +4051,7 @@
           <w:i w:val="0"/>
           <w:sz w:val="22"/>
         </w:rPr>
-        <w:t>はい。茜さんは、帰って、休んでください。</w:t>
+        <w:t>はい。茜さんは帰って休んでください。</w:t>
       </w:r>
     </w:p>
     <w:p>
@@ -4084,7 +4084,7 @@
           <w:i w:val="0"/>
           <w:sz w:val="22"/>
         </w:rPr>
-        <w:t>……私も、同席します。</w:t>
+        <w:t>……私も同席します。</w:t>
       </w:r>
     </w:p>
     <w:p>
@@ -4099,7 +4099,7 @@
           <w:color w:val="555555"/>
           <w:sz w:val="22"/>
         </w:rPr>
-        <w:t>(遼が、携帯を、手に取る。番号を、ゆっくり、押す。コール、三回。つながる。)</w:t>
+        <w:t>(遼が携帯を手に取る。番号をゆっくり押す。コール、三回。つながる。)</w:t>
       </w:r>
     </w:p>
     <w:p>
@@ -4132,7 +4132,7 @@
           <w:i w:val="0"/>
           <w:sz w:val="22"/>
         </w:rPr>
-        <w:t>真壁先生。夜分に、恐縮です。</w:t>
+        <w:t>真壁先生。夜分に恐縮です。</w:t>
       </w:r>
     </w:p>
     <w:p>
@@ -4155,7 +4155,7 @@
           <w:i w:val="0"/>
           <w:sz w:val="22"/>
         </w:rPr>
-        <w:t>工藤幹事長。ご多忙の中、お時間を、いただきます。</w:t>
+        <w:t>工藤幹事長。ご多忙の中、お時間をいただきます。</w:t>
       </w:r>
     </w:p>
     <w:p>
@@ -4178,7 +4178,7 @@
           <w:i w:val="0"/>
           <w:sz w:val="22"/>
         </w:rPr>
-        <w:t>いえ。お待ちしておりました。……結論は、お決まりに、なりましたか。</w:t>
+        <w:t>いえ。お待ちしておりました。……結論はお決まりになりましたか。</w:t>
       </w:r>
     </w:p>
     <w:p>
@@ -4201,7 +4201,7 @@
           <w:i w:val="0"/>
           <w:sz w:val="22"/>
         </w:rPr>
-        <w:t>はい。公認は、いただきません。第一次公認の名簿から、僕の名前を、削ってください。</w:t>
+        <w:t>はい。公認はいただきません。第一次公認の名簿から、僕の名前を削ってください。</w:t>
       </w:r>
     </w:p>
     <w:p>
@@ -4216,7 +4216,7 @@
           <w:color w:val="555555"/>
           <w:sz w:val="22"/>
         </w:rPr>
-        <w:t>(長い、沈黙。向こうから、氷の、からりという音。)</w:t>
+        <w:t>(長い沈黙。向こうから、氷のからりという音。)</w:t>
       </w:r>
     </w:p>
     <w:p>
@@ -4239,7 +4239,7 @@
           <w:i w:val="0"/>
           <w:sz w:val="22"/>
         </w:rPr>
-        <w:t>……では、無所属で、出られる、と。</w:t>
+        <w:t>……では、無所属で出られる、と。</w:t>
       </w:r>
     </w:p>
     <w:p>
@@ -4262,7 +4262,7 @@
           <w:i w:val="0"/>
           <w:sz w:val="22"/>
         </w:rPr>
-        <w:t>はい。奥浜一区から、立候補します。</w:t>
+        <w:t>はい。奥浜一区から立候補します。</w:t>
       </w:r>
     </w:p>
     <w:p>
@@ -4286,7 +4286,7 @@
           <w:color w:val="555555"/>
           <w:sz w:val="22"/>
         </w:rPr>
-        <w:t>(低く、笑う)</w:t>
+        <w:t>(低く笑う)</w:t>
       </w:r>
       <w:r>
         <w:rPr>
@@ -4295,7 +4295,7 @@
           <w:i w:val="0"/>
           <w:sz w:val="22"/>
         </w:rPr>
-        <w:t>綺麗な、答えだ。……功先生は、ご存じですか。</w:t>
+        <w:t>綺麗な答えだ。……功先生はご存じですか。</w:t>
       </w:r>
     </w:p>
     <w:p>
@@ -4318,7 +4318,7 @@
           <w:i w:val="0"/>
           <w:sz w:val="22"/>
         </w:rPr>
-        <w:t>父は、一行、書いてくれました。「公認は、党のものだ。三代目は、党のものではない」。</w:t>
+        <w:t>父は一行書いてくれました。「公認は、党のものだ。三代目は、党のものではない」。</w:t>
       </w:r>
     </w:p>
     <w:p>
@@ -4333,7 +4333,7 @@
           <w:color w:val="555555"/>
           <w:sz w:val="22"/>
         </w:rPr>
-        <w:t>(電話の向こうで、工藤が、息を止める。長い沈黙。)</w:t>
+        <w:t>(電話の向こうで、工藤が息を止める。長い沈黙。)</w:t>
       </w:r>
     </w:p>
     <w:p>
@@ -4403,7 +4403,7 @@
           <w:color w:val="555555"/>
           <w:sz w:val="22"/>
         </w:rPr>
-        <w:t>(やや、声を落として)</w:t>
+        <w:t>(やや声を落として)</w:t>
       </w:r>
       <w:r>
         <w:rPr>
@@ -4412,7 +4412,7 @@
           <w:i w:val="0"/>
           <w:sz w:val="22"/>
         </w:rPr>
-        <w:t>先生。あの人は、昔から、決める時に、必ず、一行しか、書かない人でした。私は、その一行に、何度、泣かされたか。……分かりました。名簿から、お名前を、削除いたします。ただし、一点だけ。選挙の間は、私は、先生の、敵に、なります。個人的な、感情ではなく、党の、幹事長として、です。</w:t>
+        <w:t>先生。あの人は昔から、決める時に必ず一行しか書かない人でした。私はその一行に、何度泣かされたか。……分かりました。名簿からお名前を削除いたします。ただし、一点だけ。選挙の間は、私は先生の敵になります。個人的な感情ではなく、党の幹事長として、です。</w:t>
       </w:r>
     </w:p>
     <w:p>
@@ -4458,7 +4458,7 @@
           <w:i w:val="0"/>
           <w:sz w:val="22"/>
         </w:rPr>
-        <w:t>そうなれば、私は、先生に、一切、手加減を、しません。それでも、よろしいですか。</w:t>
+        <w:t>そうなれば、私は先生に一切手加減をしません。それでもよろしいですか。</w:t>
       </w:r>
     </w:p>
     <w:p>
@@ -4481,7 +4481,7 @@
           <w:i w:val="0"/>
           <w:sz w:val="22"/>
         </w:rPr>
-        <w:t>手加減を、していただく、つもりは、ありません。</w:t>
+        <w:t>手加減をしていただくつもりはありません。</w:t>
       </w:r>
     </w:p>
     <w:p>
@@ -4496,7 +4496,7 @@
           <w:color w:val="555555"/>
           <w:sz w:val="22"/>
         </w:rPr>
-        <w:t>(通話が、切れる。遼は、携帯を、机に置く。茜が、息を、吐く。)</w:t>
+        <w:t>(通話が切れる。遼は携帯を机に置く。茜が息を吐く。)</w:t>
       </w:r>
     </w:p>
     <w:p>
@@ -4519,7 +4519,7 @@
           <w:i w:val="0"/>
           <w:sz w:val="22"/>
         </w:rPr>
-        <w:t>先生。後悔、してませんか。</w:t>
+        <w:t>先生。後悔してませんか。</w:t>
       </w:r>
     </w:p>
     <w:p>
@@ -4543,7 +4543,7 @@
           <w:color w:val="555555"/>
           <w:sz w:val="22"/>
         </w:rPr>
-        <w:t>(便箋に、手を置く)</w:t>
+        <w:t>(便箋に手を置く)</w:t>
       </w:r>
       <w:r>
         <w:rPr>
@@ -4552,7 +4552,7 @@
           <w:i w:val="0"/>
           <w:sz w:val="22"/>
         </w:rPr>
-        <w:t>……三割ほど、しています。</w:t>
+        <w:t>……三割ほどしています。</w:t>
       </w:r>
     </w:p>
     <w:p>
@@ -4598,7 +4598,7 @@
           <w:i w:val="0"/>
           <w:sz w:val="22"/>
         </w:rPr>
-        <w:t>七割は、これで、よかったと、思っています。残りの、三割は、僕が、勝つために、必要な、「党の鞄」を、今、自分で、放り投げた、ことに対する、純粋な、動揺です。</w:t>
+        <w:t>七割は、これでよかったと思っています。残りの三割は、僕が勝つために必要な「党の鞄」を今自分で放り投げたことに対する、純粋な動揺です。</w:t>
       </w:r>
     </w:p>
     <w:p>
@@ -4622,7 +4622,7 @@
           <w:color w:val="555555"/>
           <w:sz w:val="22"/>
         </w:rPr>
-        <w:t>(にっと、笑う)</w:t>
+        <w:t>(にっと笑う)</w:t>
       </w:r>
       <w:r>
         <w:rPr>
@@ -4654,7 +4654,7 @@
           <w:i w:val="0"/>
           <w:sz w:val="22"/>
         </w:rPr>
-        <w:t>茜さんにだけ、です。</w:t>
+        <w:t>茜さんにだけです。</w:t>
       </w:r>
     </w:p>
     <w:p>
@@ -4678,7 +4678,7 @@
           <w:color w:val="555555"/>
           <w:sz w:val="22"/>
         </w:rPr>
-        <w:t>(鉄瓶から、湯呑みに注ぐ)</w:t>
+        <w:t>(鉄瓶から湯呑みに注ぐ)</w:t>
       </w:r>
       <w:r>
         <w:rPr>
@@ -4687,7 +4687,7 @@
           <w:i w:val="0"/>
           <w:sz w:val="22"/>
         </w:rPr>
-        <w:t>一杯だけ、飲んでから、帰ります。……腹を、括った、記念に。事務所は、私が、守ります。先生は、国会で、暴れてきてください。</w:t>
+        <w:t>一杯だけ飲んでから帰ります。……腹を括った記念に。事務所は私が守ります。先生は国会で暴れてきてください。</w:t>
       </w:r>
     </w:p>
     <w:p>
@@ -4740,7 +4740,7 @@
           <w:color w:val="555555"/>
           <w:sz w:val="22"/>
         </w:rPr>
-        <w:t>(2021年9月17日(金)、午前9時。汐見駅前通り。和菓子屋の二階。晴れ。秋の、澄んだ空気。ガラス戸の金文字「桐生法律事務所」が、朝日を、受けている。入口の前に、ノートを持った、柚木。その隣に、紺のスーツで、榊が、鞄を二つ、提げて、立っている。)</w:t>
+        <w:t>(2021年9月17日(金)、午前9時。汐見駅前通り。和菓子屋の二階。晴れ。秋の澄んだ空気。ガラス戸の金文字「桐生法律事務所」が朝日を受けている。入口の前に、ノートを持った柚木。その隣に、紺のスーツで榊が鞄を二つ提げて立っている。)</w:t>
       </w:r>
     </w:p>
     <w:p>
@@ -4763,7 +4763,7 @@
           <w:i w:val="0"/>
           <w:sz w:val="22"/>
         </w:rPr>
-        <w:t>真壁さん、おはようございます。(ペンを構えて)党本部のほうから、今朝、「真壁遼氏の公認の見送り」の、連絡が、記者クラブに、回りました。</w:t>
+        <w:t>真壁さん、おはようございます。(ペンを構えて)党本部のほうから今朝、「真壁遼氏の公認の見送り」の連絡が記者クラブに回りました。</w:t>
       </w:r>
     </w:p>
     <w:p>
@@ -4786,7 +4786,7 @@
           <w:i w:val="0"/>
           <w:sz w:val="22"/>
         </w:rPr>
-        <w:t>ええ。昨夜、工藤さんに、お断りの電話を、入れました。</w:t>
+        <w:t>ええ。昨夜、工藤さんにお断りの電話を入れました。</w:t>
       </w:r>
     </w:p>
     <w:p>
@@ -4809,7 +4809,7 @@
           <w:i w:val="0"/>
           <w:sz w:val="22"/>
         </w:rPr>
-        <w:t>「断った」ということですね。記事の、見出しは、「真壁遼氏、公認を辞退 無所属での出馬に意欲」で、よろしいですか。</w:t>
+        <w:t>「断った」ということですね。記事の見出しは、「真壁遼氏、公認を辞退 無所属での出馬に意欲」でよろしいですか。</w:t>
       </w:r>
     </w:p>
     <w:p>
@@ -4832,7 +4832,7 @@
           <w:i w:val="0"/>
           <w:sz w:val="22"/>
         </w:rPr>
-        <w:t>「意欲」は、やめてください。「意欲」は、記者の、感想です。「決意」でも、ありません。「無所属で立候補する、と述べた」が、正確です。</w:t>
+        <w:t>「意欲」はやめてください。「意欲」は記者の感想です。「決意」でもありません。「無所属で立候補する、と述べた」が正確です。</w:t>
       </w:r>
     </w:p>
     <w:p>
@@ -4856,7 +4856,7 @@
           <w:color w:val="555555"/>
           <w:sz w:val="22"/>
         </w:rPr>
-        <w:t>(笑って、ペンを走らせる)</w:t>
+        <w:t>(笑ってペンを走らせる)</w:t>
       </w:r>
       <w:r>
         <w:rPr>
@@ -4865,7 +4865,7 @@
           <w:i w:val="0"/>
           <w:sz w:val="22"/>
         </w:rPr>
-        <w:t>正確さは、桐生先生ゆずりですね。……あの、一つ、聞いても、いいですか。</w:t>
+        <w:t>正確さは桐生先生ゆずりですね。……あの、一つ聞いてもいいですか。</w:t>
       </w:r>
     </w:p>
     <w:p>
@@ -4911,7 +4911,7 @@
           <w:i w:val="0"/>
           <w:sz w:val="22"/>
         </w:rPr>
-        <w:t>前に、約束して、くださった、「記事の最後の一行」の、件です。</w:t>
+        <w:t>前に約束してくださった、「記事の最後の一行」の件です。</w:t>
       </w:r>
     </w:p>
     <w:p>
@@ -4957,7 +4957,7 @@
           <w:i w:val="0"/>
           <w:sz w:val="22"/>
         </w:rPr>
-        <w:t>今日は、まだ、書きません。ですが、「書く日」が、来ました。公示前に、書いて、いいですか。「真壁遼氏は、真壁功氏の、長男である」と。</w:t>
+        <w:t>今日はまだ書きません。ですが「書く日」が来ました。公示前に書いていいですか。「真壁遼氏は、真壁功氏の長男である」と。</w:t>
       </w:r>
     </w:p>
     <w:p>
@@ -4972,7 +4972,7 @@
           <w:color w:val="555555"/>
           <w:sz w:val="22"/>
         </w:rPr>
-        <w:t>(遼は、少し、間を置く。榊が、黙って、鞄の持ち手を、握り直す。)</w:t>
+        <w:t>(遼は少し間を置く。榊が黙って、鞄の持ち手を握り直す。)</w:t>
       </w:r>
     </w:p>
     <w:p>
@@ -4995,7 +4995,7 @@
           <w:i w:val="0"/>
           <w:sz w:val="22"/>
         </w:rPr>
-        <w:t>……選挙の、公示は、来月、十九日の、予定です。公示の、前でも、構いません。ただし、条件が、あります。</w:t>
+        <w:t>……選挙の公示は来月十九日の予定です。公示の前でも構いません。ただし、条件があります。</w:t>
       </w:r>
     </w:p>
     <w:p>
@@ -5041,7 +5041,7 @@
           <w:i w:val="0"/>
           <w:sz w:val="22"/>
         </w:rPr>
-        <w:t>見出しではなく、「最後の一行」に、してください。僕が、ここまで、一人の弁護士として、積み上げてきた、仕事の、下に。</w:t>
+        <w:t>見出しではなく「最後の一行」にしてください。僕がここまで一人の弁護士として積み上げてきた仕事の、下に。</w:t>
       </w:r>
     </w:p>
     <w:p>
@@ -5089,7 +5089,7 @@
           <w:color w:val="555555"/>
           <w:sz w:val="22"/>
         </w:rPr>
-        <w:t>(遼は、事務所の入口の、ガラス戸の、金文字を、見上げる。)</w:t>
+        <w:t>(遼は、事務所の入口のガラス戸の金文字を見上げる。)</w:t>
       </w:r>
     </w:p>
     <w:p>
@@ -5112,7 +5112,7 @@
           <w:i w:val="0"/>
           <w:sz w:val="22"/>
         </w:rPr>
-        <w:t>柚木さん。もう一つ。……先週、工藤さんから、「看板を、下ろせ」と、言われました。</w:t>
+        <w:t>柚木さん。もう一つ。……先週、工藤さんから「看板を下ろせ」と言われました。</w:t>
       </w:r>
     </w:p>
     <w:p>
@@ -5158,7 +5158,7 @@
           <w:i w:val="0"/>
           <w:sz w:val="22"/>
         </w:rPr>
-        <w:t>はい。「選挙では、重くなる」と。(間)僕は、下ろしません。この名前は、僕の、「看板」では、ありません。桐生先生の、仕事の、名前です。僕が、公認を、断った理由の、半分は、これです。</w:t>
+        <w:t>はい。「選挙では重くなる」と。(間)僕は下ろしません。この名前は僕の「看板」ではありません。桐生先生の仕事の名前です。僕が公認を断った理由の半分は、これです。</w:t>
       </w:r>
     </w:p>
     <w:p>
@@ -5181,7 +5181,7 @@
           <w:i w:val="0"/>
           <w:sz w:val="22"/>
         </w:rPr>
-        <w:t>……残りの、半分は。</w:t>
+        <w:t>……残りの半分は。</w:t>
       </w:r>
     </w:p>
     <w:p>
@@ -5204,7 +5204,7 @@
           <w:i w:val="0"/>
           <w:sz w:val="22"/>
         </w:rPr>
-        <w:t>……「燕雀」の、仲間を、手放さない、ことです。</w:t>
+        <w:t>……「燕雀」の仲間を、手放さないことです。</w:t>
       </w:r>
     </w:p>
     <w:p>
@@ -5219,7 +5219,7 @@
           <w:color w:val="555555"/>
           <w:sz w:val="22"/>
         </w:rPr>
-        <w:t>(榊が、目を伏せる。茜と三浦が、階段を、降りてくる。三浦が、湯呑みを、お盆に、載せている。五つ。)</w:t>
+        <w:t>(榊が目を伏せる。茜と三浦が階段を降りてくる。三浦が湯呑みをお盆に載せている。五つ。)</w:t>
       </w:r>
     </w:p>
     <w:p>
@@ -5242,7 +5242,7 @@
           <w:i w:val="0"/>
           <w:sz w:val="22"/>
         </w:rPr>
-        <w:t>真壁さん、お茶です。立ち話でも、一杯だけ、どうぞ。</w:t>
+        <w:t>真壁さん、お茶です。立ち話でも一杯だけどうぞ。</w:t>
       </w:r>
     </w:p>
     <w:p>
@@ -5257,7 +5257,7 @@
           <w:color w:val="555555"/>
           <w:sz w:val="22"/>
         </w:rPr>
-        <w:t>(五人が、通りで、湯呑みを、受け取る。ほうじ茶の、香ばしい匂い。)</w:t>
+        <w:t>(五人が通りで湯呑みを受け取る。ほうじ茶の香ばしい匂い。)</w:t>
       </w:r>
     </w:p>
     <w:p>
@@ -5281,7 +5281,7 @@
           <w:color w:val="555555"/>
           <w:sz w:val="22"/>
         </w:rPr>
-        <w:t>(一口、飲み)</w:t>
+        <w:t>(一口飲み)</w:t>
       </w:r>
       <w:r>
         <w:rPr>
@@ -5290,7 +5290,7 @@
           <w:i w:val="0"/>
           <w:sz w:val="22"/>
         </w:rPr>
-        <w:t>……苦い、ですね。</w:t>
+        <w:t>……苦いですね。</w:t>
       </w:r>
     </w:p>
     <w:p>
@@ -5313,7 +5313,7 @@
           <w:i w:val="0"/>
           <w:sz w:val="22"/>
         </w:rPr>
-        <w:t>苦いのは、煙を、一本で、止めてるから、です。</w:t>
+        <w:t>苦いのは、煙を一本で止めてるからです。</w:t>
       </w:r>
     </w:p>
     <w:p>
@@ -5337,7 +5337,7 @@
           <w:color w:val="555555"/>
           <w:sz w:val="22"/>
         </w:rPr>
-        <w:t>(わずかに、口の端が、動く)</w:t>
+        <w:t>(わずかに口の端が動く)</w:t>
       </w:r>
       <w:r>
         <w:rPr>
@@ -5346,7 +5346,7 @@
           <w:i w:val="0"/>
           <w:sz w:val="22"/>
         </w:rPr>
-        <w:t>覚えて、おきます。</w:t>
+        <w:t>覚えておきます。</w:t>
       </w:r>
     </w:p>
     <w:p>
@@ -5369,7 +5369,7 @@
           <w:i w:val="0"/>
           <w:sz w:val="22"/>
         </w:rPr>
-        <w:t>榊さん、今日から、よろしく、お願いします。</w:t>
+        <w:t>榊さん、今日からよろしくお願いします。</w:t>
       </w:r>
     </w:p>
     <w:p>
@@ -5407,7 +5407,7 @@
           <w:color w:val="555555"/>
           <w:sz w:val="22"/>
         </w:rPr>
-        <w:t>(柚木が、遠くの、駅前の掲示板を、見る。「真壁いさお 国政報告会」の、ポスターが、風に、めくれる。誰かが、その上から、新しい紙を、貼っている。白い紙に、黒い字。「無所属 真壁遼 近日、公示」。)</w:t>
+        <w:t>(柚木が遠くの駅前の掲示板を見る。「真壁いさお 国政報告会」のポスターが風にめくれる。誰かがその上から新しい紙を貼っている。白い紙に黒い字。「無所属 真壁遼 近日、公示」。)</w:t>
       </w:r>
     </w:p>
     <w:p>
@@ -5422,7 +5422,7 @@
           <w:color w:val="555555"/>
           <w:sz w:val="22"/>
         </w:rPr>
-        <w:t>(遼は、自分の湯呑みを、飲み干し、ゆっくり、階段を、上がる。事務所の中、鉄瓶の、湯が、小さく、鳴る。机の上に、空の、湯呑みが、ひとつ。もうひとつ、紺色の、湯呑みが、ひとつ。)</w:t>
+        <w:t>(遼は自分の湯呑みを飲み干し、ゆっくり階段を上がる。事務所の中、鉄瓶の湯が小さく鳴る。机の上に、空の湯呑みがひとつ。もうひとつ、紺色の湯呑みがひとつ。)</w:t>
       </w:r>
     </w:p>
     <w:p>
